--- a/templates/documents/pretrial_claim.docx
+++ b/templates/documents/pretrial_claim.docx
@@ -311,7 +311,7 @@
           <w:rFonts w:eastAsia="Calibri"/>
           <w:lang w:val="ru-RU"/>
         </w:rPr>
-        <w:t>По данным бухгалтерского учета ТСН у Вас образовалась задолженность. Сведения для сверки приведены ниже по лицевому счету {{ACCOUNT}}.</w:t>
+        <w:t>По данным бухгалтерского учета ТСН у Вас образовалась задолженность по лицевому счету {{ACCOUNT}} в указанном ниже размере.</w:t>
       </w:r>
     </w:p>
     <w:tbl>
